--- a/skills/buglist-assistant/docs/buglist-assistant-使用说明.docx
+++ b/skills/buglist-assistant/docs/buglist-assistant-使用说明.docx
@@ -734,7 +734,25 @@
         <w:pageBreakBefore/>
       </w:pPr>
       <w:r>
-        <w:t>四 日志 视频和描述是怎样一起分析的</w:t>
+        <w:t>四 同类问题如何归档</w:t>
+      </w:r>
+    </w:p>
+    <w:p>
+      <w:pPr>
+        <w:spacing w:after="100"/>
+      </w:pPr>
+      <w:r>
+        <w:t>按复现条件、现象和日志证据分组，不因“黑屏”等宽泛词并组。根因未明时暂按现象归类，group.md 记录依据、成员和差异。同类文件在 .evospec/output/bug-log/groups/&lt;类别&gt;/&lt;单号&gt;/；原单号路径保留为链接。本例类别为 power-cycle-animation-replay（暂归类）。</w:t>
+      </w:r>
+    </w:p>
+    <w:p>
+      <w:pPr>
+        <w:pStyle w:val="Heading1"/>
+        <w:keepNext/>
+        <w:pageBreakBefore w:val="0"/>
+      </w:pPr>
+      <w:r>
+        <w:t>五 日志 视频和描述是怎样一起分析的</w:t>
       </w:r>
     </w:p>
     <w:p>
@@ -984,7 +1002,7 @@
         <w:keepNext/>
       </w:pPr>
       <w:r>
-        <w:t>五 何时需要补充资料</w:t>
+        <w:t>六 何时需要补充资料</w:t>
       </w:r>
     </w:p>
     <w:p>
@@ -999,7 +1017,7 @@
     </w:p>
     <w:sectPr>
       <w:pgSz w:w="11906" w:h="16838"/>
-      <w:pgMar w:top="1134" w:right="1247" w:bottom="1020" w:left="1247" w:header="720" w:footer="720" w:gutter="0"/>
+      <w:pgMar w:top="964" w:right="1247" w:bottom="907" w:left="1247" w:header="720" w:footer="720" w:gutter="0"/>
       <w:cols w:space="720"/>
       <w:docGrid w:linePitch="360"/>
     </w:sectPr>
@@ -1371,13 +1389,13 @@
     <w:qFormat/>
     <w:rsid w:val="00FC693F"/>
     <w:pPr>
-      <w:spacing w:after="100" w:line="288" w:lineRule="auto"/>
+      <w:spacing w:after="80" w:line="271" w:lineRule="auto"/>
     </w:pPr>
     <w:rPr>
       <w:rFonts w:ascii="Noto Sans CJK SC" w:hAnsi="Noto Sans CJK SC" w:eastAsia="Noto Sans CJK SC" w:cs="Noto Sans CJK SC"/>
       <w:b w:val="0"/>
       <w:color w:val="222B33"/>
-      <w:sz w:val="19"/>
+      <w:sz w:val="18"/>
     </w:rPr>
   </w:style>
   <w:style w:type="paragraph" w:styleId="Header">
@@ -1435,7 +1453,7 @@
     <w:pPr>
       <w:keepNext/>
       <w:keepLines/>
-      <w:spacing w:before="260" w:after="120"/>
+      <w:spacing w:before="220" w:after="100"/>
       <w:outlineLvl w:val="0"/>
     </w:pPr>
     <w:rPr>
@@ -1459,7 +1477,7 @@
     <w:pPr>
       <w:keepNext/>
       <w:keepLines/>
-      <w:spacing w:before="180" w:after="80"/>
+      <w:spacing w:before="140" w:after="60"/>
       <w:outlineLvl w:val="1"/>
     </w:pPr>
     <w:rPr>
